--- a/Cristoff Stan/Python, LLMs, AWS, ClickHouse, LangChain, and RAG/Cristoff Stan.docx
+++ b/Cristoff Stan/Python, LLMs, AWS, ClickHouse, LangChain, and RAG/Cristoff Stan.docx
@@ -6,6 +6,40 @@
       <w:pPr>
         <w:pStyle w:val="Heading1"/>
         <w:jc w:val="center"/>
+        <w:rPr>
+          <w:rFonts w:ascii="Impact" w:hAnsi="Impact" w:cs="Impact" w:hint="default"/>
+          <w:color w:val="5B9BD5" w:themeColor="accent1"/>
+          <w:sz w:val="96"/>
+          <w:szCs w:val="96"/>
+        </w:rPr>
+      </w:pPr>
+      <w:proofErr w:type="spellStart"/>
+      <w:r>
+        <w:rPr>
+          <w:rStyle w:val="Strong"/>
+          <w:rFonts w:ascii="Stencil" w:hAnsi="Stencil" w:cs="Impact" w:hint="default"/>
+          <w:b/>
+          <w:bCs/>
+          <w:color w:val="5B9BD5" w:themeColor="accent1"/>
+          <w:sz w:val="96"/>
+          <w:szCs w:val="96"/>
+        </w:rPr>
+        <w:t>Cristoff</w:t>
+      </w:r>
+      <w:proofErr w:type="spellEnd"/>
+      <w:r>
+        <w:rPr>
+          <w:rStyle w:val="Strong"/>
+          <w:rFonts w:ascii="Stencil" w:hAnsi="Stencil" w:cs="Impact" w:hint="default"/>
+          <w:b/>
+          <w:bCs/>
+          <w:color w:val="5B9BD5" w:themeColor="accent1"/>
+          <w:sz w:val="96"/>
+          <w:szCs w:val="96"/>
+        </w:rPr>
+        <w:t xml:space="preserve"> Stan</w:t>
+      </w:r>
+      <w:r>
         <w:rPr>
           <w:rStyle w:val="Strong"/>
           <w:rFonts w:ascii="Impact" w:hAnsi="Impact" w:cs="Impact" w:hint="default"/>
@@ -15,56 +49,8 @@
           <w:sz w:val="96"/>
           <w:szCs w:val="96"/>
         </w:rPr>
-      </w:pPr>
-      <w:proofErr w:type="spellStart"/>
-      <w:r>
-        <w:rPr>
-          <w:rStyle w:val="Strong"/>
-          <w:rFonts w:ascii="Stencil" w:hAnsi="Stencil" w:cs="Impact" w:hint="default"/>
-          <w:b/>
-          <w:bCs/>
-          <w:color w:val="5B9BD5" w:themeColor="accent1"/>
-          <w:sz w:val="96"/>
-          <w:szCs w:val="96"/>
-        </w:rPr>
-        <w:t>Cristoff</w:t>
-      </w:r>
-      <w:proofErr w:type="spellEnd"/>
-      <w:r>
-        <w:rPr>
-          <w:rStyle w:val="Strong"/>
-          <w:rFonts w:ascii="Stencil" w:hAnsi="Stencil" w:cs="Impact" w:hint="default"/>
-          <w:b/>
-          <w:bCs/>
-          <w:color w:val="5B9BD5" w:themeColor="accent1"/>
-          <w:sz w:val="96"/>
-          <w:szCs w:val="96"/>
-        </w:rPr>
-        <w:t xml:space="preserve"> Stan</w:t>
-      </w:r>
-      <w:r>
-        <w:rPr>
-          <w:rStyle w:val="Strong"/>
-          <w:rFonts w:ascii="Impact" w:hAnsi="Impact" w:cs="Impact" w:hint="default"/>
-          <w:b/>
-          <w:bCs/>
-          <w:color w:val="5B9BD5" w:themeColor="accent1"/>
-          <w:sz w:val="96"/>
-          <w:szCs w:val="96"/>
-        </w:rPr>
         <w:t xml:space="preserve"> </w:t>
       </w:r>
-    </w:p>
-    <w:p>
-      <w:pPr>
-        <w:pStyle w:val="Heading1"/>
-        <w:jc w:val="center"/>
-        <w:rPr>
-          <w:rFonts w:asciiTheme="majorBidi" w:hAnsiTheme="majorBidi" w:cstheme="majorBidi" w:hint="default"/>
-          <w:b w:val="0"/>
-          <w:bCs w:val="0"/>
-        </w:rPr>
-      </w:pPr>
       <w:r>
         <w:rPr>
           <w:rFonts w:asciiTheme="majorBidi" w:eastAsia="Segoe UI" w:hAnsiTheme="majorBidi" w:cstheme="majorBidi" w:hint="default"/>
@@ -159,7 +145,25 @@
                 <w:color w:val="FFFFFF"/>
               </w:rPr>
               <w:br/>
-              <w:t>LinkedIn: https://www.linkedin.com/in/cristoff-stan-b53490362/ | Phone Number: +372 58619311</w:t>
+              <w:t>LinkedIn: https://www.linkedin.com/in/cristoff-stan-</w:t>
+            </w:r>
+            <w:r>
+              <w:rPr>
+                <w:rFonts w:asciiTheme="majorBidi" w:hAnsiTheme="majorBidi" w:cstheme="majorBidi"/>
+                <w:b/>
+                <w:bCs/>
+                <w:color w:val="FFFFFF"/>
+              </w:rPr>
+              <w:t>330682401</w:t>
+            </w:r>
+            <w:r>
+              <w:rPr>
+                <w:rFonts w:asciiTheme="majorBidi" w:hAnsiTheme="majorBidi" w:cstheme="majorBidi"/>
+                <w:b/>
+                <w:bCs/>
+                <w:color w:val="FFFFFF"/>
+              </w:rPr>
+              <w:t>/ | Phone Number: +372 58619311</w:t>
             </w:r>
           </w:p>
         </w:tc>
@@ -564,7 +568,7 @@
           <w:szCs w:val="24"/>
           <w:lang w:eastAsia="en-US"/>
         </w:rPr>
-        <w:t xml:space="preserve">: MySQL, </w:t>
+        <w:t xml:space="preserve">: MySQL, PostgreSQL, </w:t>
       </w:r>
       <w:proofErr w:type="spellStart"/>
       <w:r>
@@ -574,7 +578,7 @@
           <w:szCs w:val="24"/>
           <w:lang w:eastAsia="en-US"/>
         </w:rPr>
-        <w:t>PostgreSQL</w:t>
+        <w:t>ClickHouse</w:t>
       </w:r>
       <w:proofErr w:type="spellEnd"/>
       <w:r>
@@ -584,7 +588,7 @@
           <w:szCs w:val="24"/>
           <w:lang w:eastAsia="en-US"/>
         </w:rPr>
-        <w:t xml:space="preserve">, </w:t>
+        <w:t xml:space="preserve">, MongoDB, </w:t>
       </w:r>
       <w:proofErr w:type="spellStart"/>
       <w:r>
@@ -594,7 +598,7 @@
           <w:szCs w:val="24"/>
           <w:lang w:eastAsia="en-US"/>
         </w:rPr>
-        <w:t>ClickHouse</w:t>
+        <w:t>Redis</w:t>
       </w:r>
       <w:proofErr w:type="spellEnd"/>
       <w:r>
@@ -604,59 +608,8 @@
           <w:szCs w:val="24"/>
           <w:lang w:eastAsia="en-US"/>
         </w:rPr>
-        <w:t xml:space="preserve">, </w:t>
-      </w:r>
-      <w:proofErr w:type="spellStart"/>
-      <w:r>
-        <w:rPr>
-          <w:rFonts w:ascii="Times New Roman" w:eastAsia="Times New Roman" w:hAnsi="Times New Roman" w:cs="Times New Roman"/>
-          <w:sz w:val="24"/>
-          <w:szCs w:val="24"/>
-          <w:lang w:eastAsia="en-US"/>
-        </w:rPr>
-        <w:t>MongoDB</w:t>
-      </w:r>
-      <w:proofErr w:type="spellEnd"/>
-      <w:r>
-        <w:rPr>
-          <w:rFonts w:ascii="Times New Roman" w:eastAsia="Times New Roman" w:hAnsi="Times New Roman" w:cs="Times New Roman"/>
-          <w:sz w:val="24"/>
-          <w:szCs w:val="24"/>
-          <w:lang w:eastAsia="en-US"/>
-        </w:rPr>
-        <w:t xml:space="preserve">, </w:t>
-      </w:r>
-      <w:proofErr w:type="spellStart"/>
-      <w:r>
-        <w:rPr>
-          <w:rFonts w:ascii="Times New Roman" w:eastAsia="Times New Roman" w:hAnsi="Times New Roman" w:cs="Times New Roman"/>
-          <w:sz w:val="24"/>
-          <w:szCs w:val="24"/>
-          <w:lang w:eastAsia="en-US"/>
-        </w:rPr>
-        <w:t>Redis</w:t>
-      </w:r>
-      <w:proofErr w:type="spellEnd"/>
-      <w:r>
-        <w:rPr>
-          <w:rFonts w:ascii="Times New Roman" w:eastAsia="Times New Roman" w:hAnsi="Times New Roman" w:cs="Times New Roman"/>
-          <w:sz w:val="24"/>
-          <w:szCs w:val="24"/>
-          <w:lang w:eastAsia="en-US"/>
-        </w:rPr>
-        <w:t xml:space="preserve">, </w:t>
-      </w:r>
-      <w:proofErr w:type="spellStart"/>
-      <w:r>
-        <w:rPr>
-          <w:rFonts w:ascii="Times New Roman" w:eastAsia="Times New Roman" w:hAnsi="Times New Roman" w:cs="Times New Roman"/>
-          <w:sz w:val="24"/>
-          <w:szCs w:val="24"/>
-          <w:lang w:eastAsia="en-US"/>
-        </w:rPr>
-        <w:t>NoSQL</w:t>
-      </w:r>
-      <w:proofErr w:type="spellEnd"/>
+        <w:t>, NoSQL</w:t>
+      </w:r>
     </w:p>
     <w:p>
       <w:pPr>
@@ -673,7 +626,6 @@
           <w:lang w:eastAsia="en-US"/>
         </w:rPr>
       </w:pPr>
-      <w:proofErr w:type="spellStart"/>
       <w:r>
         <w:rPr>
           <w:rFonts w:ascii="Times New Roman" w:eastAsia="Times New Roman" w:hAnsi="Times New Roman" w:cs="Times New Roman"/>
@@ -683,88 +635,16 @@
           <w:szCs w:val="24"/>
           <w:lang w:eastAsia="en-US"/>
         </w:rPr>
-        <w:t>DevOps</w:t>
-      </w:r>
-      <w:proofErr w:type="spellEnd"/>
-      <w:r>
-        <w:rPr>
-          <w:rFonts w:ascii="Times New Roman" w:eastAsia="Times New Roman" w:hAnsi="Times New Roman" w:cs="Times New Roman"/>
-          <w:b/>
-          <w:bCs/>
-          <w:sz w:val="24"/>
-          <w:szCs w:val="24"/>
-          <w:lang w:eastAsia="en-US"/>
-        </w:rPr>
-        <w:t xml:space="preserve"> &amp; Infrastructure</w:t>
-      </w:r>
-      <w:r>
-        <w:rPr>
-          <w:rFonts w:ascii="Times New Roman" w:eastAsia="Times New Roman" w:hAnsi="Times New Roman" w:cs="Times New Roman"/>
-          <w:sz w:val="24"/>
-          <w:szCs w:val="24"/>
-          <w:lang w:eastAsia="en-US"/>
-        </w:rPr>
-        <w:t xml:space="preserve">: AWS (EC2, S3, ECS, EKS, Lambda), </w:t>
-      </w:r>
-      <w:proofErr w:type="spellStart"/>
-      <w:r>
-        <w:rPr>
-          <w:rFonts w:ascii="Times New Roman" w:eastAsia="Times New Roman" w:hAnsi="Times New Roman" w:cs="Times New Roman"/>
-          <w:sz w:val="24"/>
-          <w:szCs w:val="24"/>
-          <w:lang w:eastAsia="en-US"/>
-        </w:rPr>
-        <w:t>Docker</w:t>
-      </w:r>
-      <w:proofErr w:type="spellEnd"/>
-      <w:r>
-        <w:rPr>
-          <w:rFonts w:ascii="Times New Roman" w:eastAsia="Times New Roman" w:hAnsi="Times New Roman" w:cs="Times New Roman"/>
-          <w:sz w:val="24"/>
-          <w:szCs w:val="24"/>
-          <w:lang w:eastAsia="en-US"/>
-        </w:rPr>
-        <w:t xml:space="preserve">, </w:t>
-      </w:r>
-      <w:proofErr w:type="spellStart"/>
-      <w:r>
-        <w:rPr>
-          <w:rFonts w:ascii="Times New Roman" w:eastAsia="Times New Roman" w:hAnsi="Times New Roman" w:cs="Times New Roman"/>
-          <w:sz w:val="24"/>
-          <w:szCs w:val="24"/>
-          <w:lang w:eastAsia="en-US"/>
-        </w:rPr>
-        <w:t>Kubernetes</w:t>
-      </w:r>
-      <w:proofErr w:type="spellEnd"/>
-      <w:r>
-        <w:rPr>
-          <w:rFonts w:ascii="Times New Roman" w:eastAsia="Times New Roman" w:hAnsi="Times New Roman" w:cs="Times New Roman"/>
-          <w:sz w:val="24"/>
-          <w:szCs w:val="24"/>
-          <w:lang w:eastAsia="en-US"/>
-        </w:rPr>
-        <w:t xml:space="preserve">, </w:t>
-      </w:r>
-      <w:proofErr w:type="spellStart"/>
-      <w:r>
-        <w:rPr>
-          <w:rFonts w:ascii="Times New Roman" w:eastAsia="Times New Roman" w:hAnsi="Times New Roman" w:cs="Times New Roman"/>
-          <w:sz w:val="24"/>
-          <w:szCs w:val="24"/>
-          <w:lang w:eastAsia="en-US"/>
-        </w:rPr>
-        <w:t>Terraform</w:t>
-      </w:r>
-      <w:proofErr w:type="spellEnd"/>
-      <w:r>
-        <w:rPr>
-          <w:rFonts w:ascii="Times New Roman" w:eastAsia="Times New Roman" w:hAnsi="Times New Roman" w:cs="Times New Roman"/>
-          <w:sz w:val="24"/>
-          <w:szCs w:val="24"/>
-          <w:lang w:eastAsia="en-US"/>
-        </w:rPr>
-        <w:t xml:space="preserve">, </w:t>
+        <w:t>DevOps &amp; Infrastructure</w:t>
+      </w:r>
+      <w:r>
+        <w:rPr>
+          <w:rFonts w:ascii="Times New Roman" w:eastAsia="Times New Roman" w:hAnsi="Times New Roman" w:cs="Times New Roman"/>
+          <w:sz w:val="24"/>
+          <w:szCs w:val="24"/>
+          <w:lang w:eastAsia="en-US"/>
+        </w:rPr>
+        <w:t xml:space="preserve">: AWS (EC2, S3, ECS, EKS, Lambda), Docker, Kubernetes, Terraform, </w:t>
       </w:r>
       <w:proofErr w:type="spellStart"/>
       <w:r>
@@ -842,21 +722,8 @@
           <w:szCs w:val="24"/>
           <w:lang w:eastAsia="en-US"/>
         </w:rPr>
-        <w:t xml:space="preserve">Search &amp; </w:t>
-      </w:r>
-      <w:proofErr w:type="spellStart"/>
-      <w:r>
-        <w:rPr>
-          <w:rFonts w:ascii="Times New Roman" w:eastAsia="Times New Roman" w:hAnsi="Times New Roman" w:cs="Times New Roman"/>
-          <w:b/>
-          <w:bCs/>
-          <w:sz w:val="24"/>
-          <w:szCs w:val="24"/>
-          <w:lang w:eastAsia="en-US"/>
-        </w:rPr>
-        <w:t>Observability</w:t>
-      </w:r>
-      <w:proofErr w:type="spellEnd"/>
+        <w:t>Search &amp; Observability</w:t>
+      </w:r>
       <w:r>
         <w:rPr>
           <w:rFonts w:ascii="Times New Roman" w:eastAsia="Times New Roman" w:hAnsi="Times New Roman" w:cs="Times New Roman"/>
@@ -971,27 +838,7 @@
           <w:szCs w:val="24"/>
           <w:lang w:eastAsia="en-US"/>
         </w:rPr>
-        <w:t xml:space="preserve">, </w:t>
-      </w:r>
-      <w:proofErr w:type="spellStart"/>
-      <w:r>
-        <w:rPr>
-          <w:rFonts w:ascii="Times New Roman" w:eastAsia="Times New Roman" w:hAnsi="Times New Roman" w:cs="Times New Roman"/>
-          <w:sz w:val="24"/>
-          <w:szCs w:val="24"/>
-          <w:lang w:eastAsia="en-US"/>
-        </w:rPr>
-        <w:t>Jira</w:t>
-      </w:r>
-      <w:proofErr w:type="spellEnd"/>
-      <w:r>
-        <w:rPr>
-          <w:rFonts w:ascii="Times New Roman" w:eastAsia="Times New Roman" w:hAnsi="Times New Roman" w:cs="Times New Roman"/>
-          <w:sz w:val="24"/>
-          <w:szCs w:val="24"/>
-          <w:lang w:eastAsia="en-US"/>
-        </w:rPr>
-        <w:t xml:space="preserve">, </w:t>
+        <w:t xml:space="preserve">, Jira, </w:t>
       </w:r>
       <w:proofErr w:type="spellStart"/>
       <w:r>
@@ -1145,7 +992,7 @@
           <w:rStyle w:val="Strong"/>
           <w:rFonts w:asciiTheme="majorBidi" w:hAnsiTheme="majorBidi" w:cstheme="majorBidi"/>
         </w:rPr>
-        <w:t>September 2021 – December 2024</w:t>
+        <w:t>September 2021 – December 2025</w:t>
       </w:r>
     </w:p>
     <w:p>
@@ -1355,27 +1202,7 @@
           <w:szCs w:val="24"/>
           <w:lang w:eastAsia="en-US"/>
         </w:rPr>
-        <w:t xml:space="preserve">Collaborated with data scientists to operationalize ML workflows on AWS, automating deployment pipelines using </w:t>
-      </w:r>
-      <w:proofErr w:type="spellStart"/>
-      <w:r>
-        <w:rPr>
-          <w:rFonts w:ascii="Times New Roman" w:eastAsia="Times New Roman" w:hAnsi="Times New Roman" w:cs="Times New Roman"/>
-          <w:sz w:val="24"/>
-          <w:szCs w:val="24"/>
-          <w:lang w:eastAsia="en-US"/>
-        </w:rPr>
-        <w:t>Terraform</w:t>
-      </w:r>
-      <w:proofErr w:type="spellEnd"/>
-      <w:r>
-        <w:rPr>
-          <w:rFonts w:ascii="Times New Roman" w:eastAsia="Times New Roman" w:hAnsi="Times New Roman" w:cs="Times New Roman"/>
-          <w:sz w:val="24"/>
-          <w:szCs w:val="24"/>
-          <w:lang w:eastAsia="en-US"/>
-        </w:rPr>
-        <w:t xml:space="preserve">, ECS, and </w:t>
+        <w:t xml:space="preserve">Collaborated with data scientists to operationalize ML workflows on AWS, automating deployment pipelines using Terraform, ECS, and </w:t>
       </w:r>
       <w:proofErr w:type="spellStart"/>
       <w:r>
@@ -1485,7 +1312,6 @@
           <w:szCs w:val="24"/>
           <w:lang w:eastAsia="en-US"/>
         </w:rPr>
-        <w:lastRenderedPageBreak/>
         <w:t xml:space="preserve">Engineered secure REST and streaming APIs supporting tool-based automation, governed by </w:t>
       </w:r>
       <w:proofErr w:type="spellStart"/>
@@ -1506,27 +1332,7 @@
           <w:szCs w:val="24"/>
           <w:lang w:eastAsia="en-US"/>
         </w:rPr>
-        <w:t xml:space="preserve"> </w:t>
-      </w:r>
-      <w:proofErr w:type="spellStart"/>
-      <w:r>
-        <w:rPr>
-          <w:rFonts w:ascii="Times New Roman" w:eastAsia="Times New Roman" w:hAnsi="Times New Roman" w:cs="Times New Roman"/>
-          <w:sz w:val="24"/>
-          <w:szCs w:val="24"/>
-          <w:lang w:eastAsia="en-US"/>
-        </w:rPr>
-        <w:t>observability</w:t>
-      </w:r>
-      <w:proofErr w:type="spellEnd"/>
-      <w:r>
-        <w:rPr>
-          <w:rFonts w:ascii="Times New Roman" w:eastAsia="Times New Roman" w:hAnsi="Times New Roman" w:cs="Times New Roman"/>
-          <w:sz w:val="24"/>
-          <w:szCs w:val="24"/>
-          <w:lang w:eastAsia="en-US"/>
-        </w:rPr>
-        <w:t xml:space="preserve"> and </w:t>
+        <w:t xml:space="preserve"> observability and </w:t>
       </w:r>
       <w:proofErr w:type="spellStart"/>
       <w:r>
@@ -1571,27 +1377,8 @@
           <w:szCs w:val="24"/>
           <w:lang w:eastAsia="en-US"/>
         </w:rPr>
-        <w:t xml:space="preserve">Migrated and optimized relational and </w:t>
-      </w:r>
-      <w:proofErr w:type="spellStart"/>
-      <w:r>
-        <w:rPr>
-          <w:rFonts w:ascii="Times New Roman" w:eastAsia="Times New Roman" w:hAnsi="Times New Roman" w:cs="Times New Roman"/>
-          <w:sz w:val="24"/>
-          <w:szCs w:val="24"/>
-          <w:lang w:eastAsia="en-US"/>
-        </w:rPr>
-        <w:t>NoSQL</w:t>
-      </w:r>
-      <w:proofErr w:type="spellEnd"/>
-      <w:r>
-        <w:rPr>
-          <w:rFonts w:ascii="Times New Roman" w:eastAsia="Times New Roman" w:hAnsi="Times New Roman" w:cs="Times New Roman"/>
-          <w:sz w:val="24"/>
-          <w:szCs w:val="24"/>
-          <w:lang w:eastAsia="en-US"/>
-        </w:rPr>
-        <w:t xml:space="preserve"> data systems, integrating MySQL and </w:t>
+        <w:lastRenderedPageBreak/>
+        <w:t xml:space="preserve">Migrated and optimized relational and NoSQL data systems, integrating MySQL and </w:t>
       </w:r>
       <w:proofErr w:type="spellStart"/>
       <w:r>
@@ -1676,47 +1463,7 @@
           <w:szCs w:val="24"/>
           <w:lang w:eastAsia="en-US"/>
         </w:rPr>
-        <w:t xml:space="preserve">, </w:t>
-      </w:r>
-      <w:proofErr w:type="spellStart"/>
-      <w:r>
-        <w:rPr>
-          <w:rFonts w:ascii="Times New Roman" w:eastAsia="Times New Roman" w:hAnsi="Times New Roman" w:cs="Times New Roman"/>
-          <w:sz w:val="24"/>
-          <w:szCs w:val="24"/>
-          <w:lang w:eastAsia="en-US"/>
-        </w:rPr>
-        <w:t>Docker</w:t>
-      </w:r>
-      <w:proofErr w:type="spellEnd"/>
-      <w:r>
-        <w:rPr>
-          <w:rFonts w:ascii="Times New Roman" w:eastAsia="Times New Roman" w:hAnsi="Times New Roman" w:cs="Times New Roman"/>
-          <w:sz w:val="24"/>
-          <w:szCs w:val="24"/>
-          <w:lang w:eastAsia="en-US"/>
-        </w:rPr>
-        <w:t xml:space="preserve">, and </w:t>
-      </w:r>
-      <w:proofErr w:type="spellStart"/>
-      <w:r>
-        <w:rPr>
-          <w:rFonts w:ascii="Times New Roman" w:eastAsia="Times New Roman" w:hAnsi="Times New Roman" w:cs="Times New Roman"/>
-          <w:sz w:val="24"/>
-          <w:szCs w:val="24"/>
-          <w:lang w:eastAsia="en-US"/>
-        </w:rPr>
-        <w:t>Kubernetes</w:t>
-      </w:r>
-      <w:proofErr w:type="spellEnd"/>
-      <w:r>
-        <w:rPr>
-          <w:rFonts w:ascii="Times New Roman" w:eastAsia="Times New Roman" w:hAnsi="Times New Roman" w:cs="Times New Roman"/>
-          <w:sz w:val="24"/>
-          <w:szCs w:val="24"/>
-          <w:lang w:eastAsia="en-US"/>
-        </w:rPr>
-        <w:t xml:space="preserve"> to streamline feature rollouts and monitoring with Prometheus and ELK stack.</w:t>
+        <w:t>, Docker, and Kubernetes to streamline feature rollouts and monitoring with Prometheus and ELK stack.</w:t>
       </w:r>
     </w:p>
     <w:p>
@@ -1929,27 +1676,7 @@
           <w:szCs w:val="24"/>
           <w:lang w:eastAsia="en-US"/>
         </w:rPr>
-        <w:t xml:space="preserve">Automated infrastructure provisioning using </w:t>
-      </w:r>
-      <w:proofErr w:type="spellStart"/>
-      <w:r>
-        <w:rPr>
-          <w:rFonts w:ascii="Times New Roman" w:eastAsia="Times New Roman" w:hAnsi="Times New Roman" w:cs="Times New Roman"/>
-          <w:sz w:val="24"/>
-          <w:szCs w:val="24"/>
-          <w:lang w:eastAsia="en-US"/>
-        </w:rPr>
-        <w:t>Terraform</w:t>
-      </w:r>
-      <w:proofErr w:type="spellEnd"/>
-      <w:r>
-        <w:rPr>
-          <w:rFonts w:ascii="Times New Roman" w:eastAsia="Times New Roman" w:hAnsi="Times New Roman" w:cs="Times New Roman"/>
-          <w:sz w:val="24"/>
-          <w:szCs w:val="24"/>
-          <w:lang w:eastAsia="en-US"/>
-        </w:rPr>
-        <w:t xml:space="preserve"> and </w:t>
+        <w:t xml:space="preserve">Automated infrastructure provisioning using Terraform and </w:t>
       </w:r>
       <w:proofErr w:type="spellStart"/>
       <w:r>
@@ -2151,8 +1878,6 @@
         </w:rPr>
         <w:t>Software Developer</w:t>
       </w:r>
-      <w:bookmarkStart w:id="0" w:name="_GoBack"/>
-      <w:bookmarkEnd w:id="0"/>
     </w:p>
     <w:p>
       <w:pPr>
@@ -2273,47 +1998,7 @@
           <w:szCs w:val="24"/>
           <w:lang w:eastAsia="en-US"/>
         </w:rPr>
-        <w:t xml:space="preserve">Developed ETL jobs to sync structured and unstructured datasets across </w:t>
-      </w:r>
-      <w:proofErr w:type="spellStart"/>
-      <w:r>
-        <w:rPr>
-          <w:rFonts w:ascii="Times New Roman" w:eastAsia="Times New Roman" w:hAnsi="Times New Roman" w:cs="Times New Roman"/>
-          <w:sz w:val="24"/>
-          <w:szCs w:val="24"/>
-          <w:lang w:eastAsia="en-US"/>
-        </w:rPr>
-        <w:t>PostgreSQL</w:t>
-      </w:r>
-      <w:proofErr w:type="spellEnd"/>
-      <w:r>
-        <w:rPr>
-          <w:rFonts w:ascii="Times New Roman" w:eastAsia="Times New Roman" w:hAnsi="Times New Roman" w:cs="Times New Roman"/>
-          <w:sz w:val="24"/>
-          <w:szCs w:val="24"/>
-          <w:lang w:eastAsia="en-US"/>
-        </w:rPr>
-        <w:t xml:space="preserve"> and </w:t>
-      </w:r>
-      <w:proofErr w:type="spellStart"/>
-      <w:r>
-        <w:rPr>
-          <w:rFonts w:ascii="Times New Roman" w:eastAsia="Times New Roman" w:hAnsi="Times New Roman" w:cs="Times New Roman"/>
-          <w:sz w:val="24"/>
-          <w:szCs w:val="24"/>
-          <w:lang w:eastAsia="en-US"/>
-        </w:rPr>
-        <w:t>MongoDB</w:t>
-      </w:r>
-      <w:proofErr w:type="spellEnd"/>
-      <w:r>
-        <w:rPr>
-          <w:rFonts w:ascii="Times New Roman" w:eastAsia="Times New Roman" w:hAnsi="Times New Roman" w:cs="Times New Roman"/>
-          <w:sz w:val="24"/>
-          <w:szCs w:val="24"/>
-          <w:lang w:eastAsia="en-US"/>
-        </w:rPr>
-        <w:t xml:space="preserve"> into unified dashboards.</w:t>
+        <w:t>Developed ETL jobs to sync structured and unstructured datasets across PostgreSQL and MongoDB into unified dashboards.</w:t>
       </w:r>
     </w:p>
     <w:p>
@@ -2443,27 +2128,7 @@
           <w:szCs w:val="24"/>
           <w:lang w:eastAsia="en-US"/>
         </w:rPr>
-        <w:t xml:space="preserve">Integrated third-party ML services through </w:t>
-      </w:r>
-      <w:proofErr w:type="spellStart"/>
-      <w:r>
-        <w:rPr>
-          <w:rFonts w:ascii="Times New Roman" w:eastAsia="Times New Roman" w:hAnsi="Times New Roman" w:cs="Times New Roman"/>
-          <w:sz w:val="24"/>
-          <w:szCs w:val="24"/>
-          <w:lang w:eastAsia="en-US"/>
-        </w:rPr>
-        <w:t>RESTful</w:t>
-      </w:r>
-      <w:proofErr w:type="spellEnd"/>
-      <w:r>
-        <w:rPr>
-          <w:rFonts w:ascii="Times New Roman" w:eastAsia="Times New Roman" w:hAnsi="Times New Roman" w:cs="Times New Roman"/>
-          <w:sz w:val="24"/>
-          <w:szCs w:val="24"/>
-          <w:lang w:eastAsia="en-US"/>
-        </w:rPr>
-        <w:t xml:space="preserve"> endpoints to extend NLP functionalities like named entity recognition.</w:t>
+        <w:t>Integrated third-party ML services through RESTful endpoints to extend NLP functionalities like named entity recognition.</w:t>
       </w:r>
     </w:p>
     <w:p>
@@ -2514,54 +2179,6 @@
     </w:p>
     <w:p>
       <w:pPr>
-        <w:spacing w:before="100" w:beforeAutospacing="1" w:after="100" w:afterAutospacing="1"/>
-        <w:jc w:val="both"/>
-        <w:rPr>
-          <w:rFonts w:ascii="Times New Roman" w:eastAsia="Times New Roman" w:hAnsi="Times New Roman" w:cs="Times New Roman"/>
-          <w:sz w:val="24"/>
-          <w:szCs w:val="24"/>
-          <w:lang w:eastAsia="en-US"/>
-        </w:rPr>
-      </w:pPr>
-    </w:p>
-    <w:p>
-      <w:pPr>
-        <w:spacing w:before="100" w:beforeAutospacing="1" w:after="100" w:afterAutospacing="1"/>
-        <w:jc w:val="both"/>
-        <w:rPr>
-          <w:rFonts w:ascii="Times New Roman" w:eastAsia="Times New Roman" w:hAnsi="Times New Roman" w:cs="Times New Roman"/>
-          <w:sz w:val="24"/>
-          <w:szCs w:val="24"/>
-          <w:lang w:eastAsia="en-US"/>
-        </w:rPr>
-      </w:pPr>
-    </w:p>
-    <w:p>
-      <w:pPr>
-        <w:spacing w:before="100" w:beforeAutospacing="1" w:after="100" w:afterAutospacing="1"/>
-        <w:jc w:val="both"/>
-        <w:rPr>
-          <w:rFonts w:ascii="Times New Roman" w:eastAsia="Times New Roman" w:hAnsi="Times New Roman" w:cs="Times New Roman"/>
-          <w:sz w:val="24"/>
-          <w:szCs w:val="24"/>
-          <w:lang w:eastAsia="en-US"/>
-        </w:rPr>
-      </w:pPr>
-    </w:p>
-    <w:p>
-      <w:pPr>
-        <w:spacing w:before="100" w:beforeAutospacing="1" w:after="100" w:afterAutospacing="1"/>
-        <w:jc w:val="both"/>
-        <w:rPr>
-          <w:rFonts w:ascii="Times New Roman" w:eastAsia="Times New Roman" w:hAnsi="Times New Roman" w:cs="Times New Roman"/>
-          <w:sz w:val="24"/>
-          <w:szCs w:val="24"/>
-          <w:lang w:eastAsia="en-US"/>
-        </w:rPr>
-      </w:pPr>
-    </w:p>
-    <w:p>
-      <w:pPr>
         <w:pStyle w:val="Heading3"/>
         <w:spacing w:beforeAutospacing="0" w:afterAutospacing="0"/>
         <w:jc w:val="both"/>
@@ -2579,7 +2196,6 @@
           <w:b/>
           <w:bCs/>
         </w:rPr>
-        <w:lastRenderedPageBreak/>
         <w:t>Software Developer</w:t>
       </w:r>
     </w:p>
@@ -2595,7 +2211,6 @@
           <w:bCs/>
         </w:rPr>
       </w:pPr>
-      <w:proofErr w:type="spellStart"/>
       <w:r>
         <w:rPr>
           <w:rStyle w:val="Strong"/>
@@ -2603,17 +2218,7 @@
           <w:b/>
           <w:bCs/>
         </w:rPr>
-        <w:t>Decima</w:t>
-      </w:r>
-      <w:proofErr w:type="spellEnd"/>
-      <w:r>
-        <w:rPr>
-          <w:rStyle w:val="Strong"/>
-          <w:rFonts w:asciiTheme="majorBidi" w:hAnsiTheme="majorBidi" w:cstheme="majorBidi" w:hint="default"/>
-          <w:b/>
-          <w:bCs/>
-        </w:rPr>
-        <w:t xml:space="preserve"> Digital </w:t>
+        <w:t xml:space="preserve">Decima Digital </w:t>
       </w:r>
     </w:p>
     <w:p>
@@ -2770,6 +2375,7 @@
           <w:szCs w:val="24"/>
           <w:lang w:eastAsia="en-US"/>
         </w:rPr>
+        <w:lastRenderedPageBreak/>
         <w:t>Assisted in deploying internal ML workflows into production using AWS EC2 instances and shell automation scripts.</w:t>
       </w:r>
     </w:p>
@@ -2822,27 +2428,7 @@
           <w:szCs w:val="24"/>
           <w:lang w:eastAsia="en-US"/>
         </w:rPr>
-        <w:t xml:space="preserve">Designed </w:t>
-      </w:r>
-      <w:proofErr w:type="spellStart"/>
-      <w:r>
-        <w:rPr>
-          <w:rFonts w:ascii="Times New Roman" w:eastAsia="Times New Roman" w:hAnsi="Times New Roman" w:cs="Times New Roman"/>
-          <w:sz w:val="24"/>
-          <w:szCs w:val="24"/>
-          <w:lang w:eastAsia="en-US"/>
-        </w:rPr>
-        <w:t>RESTful</w:t>
-      </w:r>
-      <w:proofErr w:type="spellEnd"/>
-      <w:r>
-        <w:rPr>
-          <w:rFonts w:ascii="Times New Roman" w:eastAsia="Times New Roman" w:hAnsi="Times New Roman" w:cs="Times New Roman"/>
-          <w:sz w:val="24"/>
-          <w:szCs w:val="24"/>
-          <w:lang w:eastAsia="en-US"/>
-        </w:rPr>
-        <w:t xml:space="preserve"> endpoints for text analytics workflows, integrating natural language preprocessing and scoring.</w:t>
+        <w:t>Designed RESTful endpoints for text analytics workflows, integrating natural language preprocessing and scoring.</w:t>
       </w:r>
     </w:p>
     <w:p>
@@ -3216,27 +2802,7 @@
           <w:szCs w:val="24"/>
           <w:lang w:eastAsia="en-US"/>
         </w:rPr>
-        <w:t xml:space="preserve">Learned </w:t>
-      </w:r>
-      <w:proofErr w:type="spellStart"/>
-      <w:r>
-        <w:rPr>
-          <w:rFonts w:ascii="Times New Roman" w:eastAsia="Times New Roman" w:hAnsi="Times New Roman" w:cs="Times New Roman"/>
-          <w:sz w:val="24"/>
-          <w:szCs w:val="24"/>
-          <w:lang w:eastAsia="en-US"/>
-        </w:rPr>
-        <w:t>DevOps</w:t>
-      </w:r>
-      <w:proofErr w:type="spellEnd"/>
-      <w:r>
-        <w:rPr>
-          <w:rFonts w:ascii="Times New Roman" w:eastAsia="Times New Roman" w:hAnsi="Times New Roman" w:cs="Times New Roman"/>
-          <w:sz w:val="24"/>
-          <w:szCs w:val="24"/>
-          <w:lang w:eastAsia="en-US"/>
-        </w:rPr>
-        <w:t xml:space="preserve"> principles by helping deploy REST APIs to AWS and maintain version control using </w:t>
+        <w:t xml:space="preserve">Learned DevOps principles by helping deploy REST APIs to AWS and maintain version control using </w:t>
       </w:r>
       <w:proofErr w:type="spellStart"/>
       <w:r>
@@ -3550,7 +3116,6 @@
           <w:szCs w:val="24"/>
           <w:lang w:eastAsia="en-US"/>
         </w:rPr>
-        <w:lastRenderedPageBreak/>
         <w:t>Python for AI and Data Science – IBM</w:t>
       </w:r>
     </w:p>
@@ -3616,25 +3181,14 @@
           <w:lang w:eastAsia="en-US"/>
         </w:rPr>
       </w:pPr>
-      <w:proofErr w:type="spellStart"/>
-      <w:r>
-        <w:rPr>
-          <w:rFonts w:ascii="Times New Roman" w:eastAsia="Times New Roman" w:hAnsi="Times New Roman" w:cs="Times New Roman"/>
-          <w:sz w:val="24"/>
-          <w:szCs w:val="24"/>
-          <w:lang w:eastAsia="en-US"/>
-        </w:rPr>
-        <w:t>Terraform</w:t>
-      </w:r>
-      <w:proofErr w:type="spellEnd"/>
-      <w:r>
-        <w:rPr>
-          <w:rFonts w:ascii="Times New Roman" w:eastAsia="Times New Roman" w:hAnsi="Times New Roman" w:cs="Times New Roman"/>
-          <w:sz w:val="24"/>
-          <w:szCs w:val="24"/>
-          <w:lang w:eastAsia="en-US"/>
-        </w:rPr>
-        <w:t xml:space="preserve"> and Infrastructure as Code – </w:t>
+      <w:r>
+        <w:rPr>
+          <w:rFonts w:ascii="Times New Roman" w:eastAsia="Times New Roman" w:hAnsi="Times New Roman" w:cs="Times New Roman"/>
+          <w:sz w:val="24"/>
+          <w:szCs w:val="24"/>
+          <w:lang w:eastAsia="en-US"/>
+        </w:rPr>
+        <w:t xml:space="preserve">Terraform and Infrastructure as Code – </w:t>
       </w:r>
       <w:proofErr w:type="spellStart"/>
       <w:r>
@@ -3694,14 +3248,6 @@
       <w:pPr>
         <w:pStyle w:val="Heading2"/>
         <w:jc w:val="both"/>
-        <w:rPr>
-          <w:rFonts w:ascii="Arial Black" w:hAnsi="Arial Black" w:cstheme="majorBidi" w:hint="default"/>
-          <w:color w:val="5B9BD5" w:themeColor="accent1"/>
-          <w:sz w:val="28"/>
-          <w:szCs w:val="28"/>
-        </w:rPr>
-      </w:pPr>
-      <w:r>
         <w:rPr>
           <w:rStyle w:val="Strong"/>
           <w:rFonts w:ascii="Arial Black" w:hAnsi="Arial Black" w:cstheme="majorBidi" w:hint="default"/>
@@ -3711,6 +3257,32 @@
           <w:sz w:val="28"/>
           <w:szCs w:val="28"/>
         </w:rPr>
+      </w:pPr>
+    </w:p>
+    <w:p>
+      <w:pPr>
+        <w:pStyle w:val="Heading2"/>
+        <w:jc w:val="both"/>
+        <w:rPr>
+          <w:rFonts w:ascii="Arial Black" w:hAnsi="Arial Black" w:cstheme="majorBidi" w:hint="default"/>
+          <w:color w:val="5B9BD5" w:themeColor="accent1"/>
+          <w:sz w:val="28"/>
+          <w:szCs w:val="28"/>
+        </w:rPr>
+      </w:pPr>
+      <w:bookmarkStart w:id="0" w:name="_GoBack"/>
+      <w:bookmarkEnd w:id="0"/>
+      <w:r>
+        <w:rPr>
+          <w:rStyle w:val="Strong"/>
+          <w:rFonts w:ascii="Arial Black" w:hAnsi="Arial Black" w:cstheme="majorBidi" w:hint="default"/>
+          <w:b/>
+          <w:bCs/>
+          <w:color w:val="5B9BD5" w:themeColor="accent1"/>
+          <w:sz w:val="28"/>
+          <w:szCs w:val="28"/>
+        </w:rPr>
+        <w:lastRenderedPageBreak/>
         <w:t>PROJECTS</w:t>
       </w:r>
     </w:p>
@@ -5931,9 +5503,9 @@
       <w:lvlJc w:val="left"/>
       <w:pPr>
         <w:tabs>
-          <w:tab w:val="num" w:pos="720"/>
-        </w:tabs>
-        <w:ind w:left="720" w:hanging="360"/>
+          <w:tab w:val="num" w:pos="360"/>
+        </w:tabs>
+        <w:ind w:left="360" w:hanging="360"/>
       </w:pPr>
       <w:rPr>
         <w:rFonts w:ascii="Wingdings" w:hAnsi="Wingdings" w:hint="default"/>
@@ -5947,9 +5519,9 @@
       <w:lvlJc w:val="left"/>
       <w:pPr>
         <w:tabs>
-          <w:tab w:val="num" w:pos="1440"/>
-        </w:tabs>
-        <w:ind w:left="1440" w:hanging="360"/>
+          <w:tab w:val="num" w:pos="1080"/>
+        </w:tabs>
+        <w:ind w:left="1080" w:hanging="360"/>
       </w:pPr>
       <w:rPr>
         <w:rFonts w:ascii="Courier New" w:hAnsi="Courier New" w:hint="default"/>
@@ -5963,9 +5535,9 @@
       <w:lvlJc w:val="left"/>
       <w:pPr>
         <w:tabs>
-          <w:tab w:val="num" w:pos="2160"/>
-        </w:tabs>
-        <w:ind w:left="2160" w:hanging="360"/>
+          <w:tab w:val="num" w:pos="1800"/>
+        </w:tabs>
+        <w:ind w:left="1800" w:hanging="360"/>
       </w:pPr>
       <w:rPr>
         <w:rFonts w:ascii="Wingdings" w:hAnsi="Wingdings" w:hint="default"/>
@@ -5979,9 +5551,9 @@
       <w:lvlJc w:val="left"/>
       <w:pPr>
         <w:tabs>
-          <w:tab w:val="num" w:pos="2880"/>
-        </w:tabs>
-        <w:ind w:left="2880" w:hanging="360"/>
+          <w:tab w:val="num" w:pos="2520"/>
+        </w:tabs>
+        <w:ind w:left="2520" w:hanging="360"/>
       </w:pPr>
       <w:rPr>
         <w:rFonts w:ascii="Wingdings" w:hAnsi="Wingdings" w:hint="default"/>
@@ -5995,9 +5567,9 @@
       <w:lvlJc w:val="left"/>
       <w:pPr>
         <w:tabs>
-          <w:tab w:val="num" w:pos="3600"/>
-        </w:tabs>
-        <w:ind w:left="3600" w:hanging="360"/>
+          <w:tab w:val="num" w:pos="3240"/>
+        </w:tabs>
+        <w:ind w:left="3240" w:hanging="360"/>
       </w:pPr>
       <w:rPr>
         <w:rFonts w:ascii="Wingdings" w:hAnsi="Wingdings" w:hint="default"/>
@@ -6011,9 +5583,9 @@
       <w:lvlJc w:val="left"/>
       <w:pPr>
         <w:tabs>
-          <w:tab w:val="num" w:pos="4320"/>
-        </w:tabs>
-        <w:ind w:left="4320" w:hanging="360"/>
+          <w:tab w:val="num" w:pos="3960"/>
+        </w:tabs>
+        <w:ind w:left="3960" w:hanging="360"/>
       </w:pPr>
       <w:rPr>
         <w:rFonts w:ascii="Wingdings" w:hAnsi="Wingdings" w:hint="default"/>
@@ -6027,9 +5599,9 @@
       <w:lvlJc w:val="left"/>
       <w:pPr>
         <w:tabs>
-          <w:tab w:val="num" w:pos="5040"/>
-        </w:tabs>
-        <w:ind w:left="5040" w:hanging="360"/>
+          <w:tab w:val="num" w:pos="4680"/>
+        </w:tabs>
+        <w:ind w:left="4680" w:hanging="360"/>
       </w:pPr>
       <w:rPr>
         <w:rFonts w:ascii="Wingdings" w:hAnsi="Wingdings" w:hint="default"/>
@@ -6043,9 +5615,9 @@
       <w:lvlJc w:val="left"/>
       <w:pPr>
         <w:tabs>
-          <w:tab w:val="num" w:pos="5760"/>
-        </w:tabs>
-        <w:ind w:left="5760" w:hanging="360"/>
+          <w:tab w:val="num" w:pos="5400"/>
+        </w:tabs>
+        <w:ind w:left="5400" w:hanging="360"/>
       </w:pPr>
       <w:rPr>
         <w:rFonts w:ascii="Wingdings" w:hAnsi="Wingdings" w:hint="default"/>
@@ -6059,9 +5631,9 @@
       <w:lvlJc w:val="left"/>
       <w:pPr>
         <w:tabs>
-          <w:tab w:val="num" w:pos="6480"/>
-        </w:tabs>
-        <w:ind w:left="6480" w:hanging="360"/>
+          <w:tab w:val="num" w:pos="6120"/>
+        </w:tabs>
+        <w:ind w:left="6120" w:hanging="360"/>
       </w:pPr>
       <w:rPr>
         <w:rFonts w:ascii="Wingdings" w:hAnsi="Wingdings" w:hint="default"/>
@@ -7574,9 +7146,9 @@
       <w:lvlJc w:val="left"/>
       <w:pPr>
         <w:tabs>
-          <w:tab w:val="num" w:pos="720"/>
-        </w:tabs>
-        <w:ind w:left="720" w:hanging="360"/>
+          <w:tab w:val="num" w:pos="360"/>
+        </w:tabs>
+        <w:ind w:left="360" w:hanging="360"/>
       </w:pPr>
       <w:rPr>
         <w:rFonts w:ascii="Symbol" w:hAnsi="Symbol" w:hint="default"/>
@@ -7590,9 +7162,9 @@
       <w:lvlJc w:val="left"/>
       <w:pPr>
         <w:tabs>
-          <w:tab w:val="num" w:pos="1440"/>
-        </w:tabs>
-        <w:ind w:left="1440" w:hanging="360"/>
+          <w:tab w:val="num" w:pos="1080"/>
+        </w:tabs>
+        <w:ind w:left="1080" w:hanging="360"/>
       </w:pPr>
       <w:rPr>
         <w:rFonts w:ascii="Courier New" w:hAnsi="Courier New" w:hint="default"/>
@@ -7606,9 +7178,9 @@
       <w:lvlJc w:val="left"/>
       <w:pPr>
         <w:tabs>
-          <w:tab w:val="num" w:pos="2160"/>
-        </w:tabs>
-        <w:ind w:left="2160" w:hanging="360"/>
+          <w:tab w:val="num" w:pos="1800"/>
+        </w:tabs>
+        <w:ind w:left="1800" w:hanging="360"/>
       </w:pPr>
       <w:rPr>
         <w:rFonts w:ascii="Wingdings" w:hAnsi="Wingdings" w:hint="default"/>
@@ -7622,9 +7194,9 @@
       <w:lvlJc w:val="left"/>
       <w:pPr>
         <w:tabs>
-          <w:tab w:val="num" w:pos="2880"/>
-        </w:tabs>
-        <w:ind w:left="2880" w:hanging="360"/>
+          <w:tab w:val="num" w:pos="2520"/>
+        </w:tabs>
+        <w:ind w:left="2520" w:hanging="360"/>
       </w:pPr>
       <w:rPr>
         <w:rFonts w:ascii="Wingdings" w:hAnsi="Wingdings" w:hint="default"/>
@@ -7638,9 +7210,9 @@
       <w:lvlJc w:val="left"/>
       <w:pPr>
         <w:tabs>
-          <w:tab w:val="num" w:pos="3600"/>
-        </w:tabs>
-        <w:ind w:left="3600" w:hanging="360"/>
+          <w:tab w:val="num" w:pos="3240"/>
+        </w:tabs>
+        <w:ind w:left="3240" w:hanging="360"/>
       </w:pPr>
       <w:rPr>
         <w:rFonts w:ascii="Wingdings" w:hAnsi="Wingdings" w:hint="default"/>
@@ -7654,9 +7226,9 @@
       <w:lvlJc w:val="left"/>
       <w:pPr>
         <w:tabs>
-          <w:tab w:val="num" w:pos="4320"/>
-        </w:tabs>
-        <w:ind w:left="4320" w:hanging="360"/>
+          <w:tab w:val="num" w:pos="3960"/>
+        </w:tabs>
+        <w:ind w:left="3960" w:hanging="360"/>
       </w:pPr>
       <w:rPr>
         <w:rFonts w:ascii="Wingdings" w:hAnsi="Wingdings" w:hint="default"/>
@@ -7670,9 +7242,9 @@
       <w:lvlJc w:val="left"/>
       <w:pPr>
         <w:tabs>
-          <w:tab w:val="num" w:pos="5040"/>
-        </w:tabs>
-        <w:ind w:left="5040" w:hanging="360"/>
+          <w:tab w:val="num" w:pos="4680"/>
+        </w:tabs>
+        <w:ind w:left="4680" w:hanging="360"/>
       </w:pPr>
       <w:rPr>
         <w:rFonts w:ascii="Wingdings" w:hAnsi="Wingdings" w:hint="default"/>
@@ -7686,9 +7258,9 @@
       <w:lvlJc w:val="left"/>
       <w:pPr>
         <w:tabs>
-          <w:tab w:val="num" w:pos="5760"/>
-        </w:tabs>
-        <w:ind w:left="5760" w:hanging="360"/>
+          <w:tab w:val="num" w:pos="5400"/>
+        </w:tabs>
+        <w:ind w:left="5400" w:hanging="360"/>
       </w:pPr>
       <w:rPr>
         <w:rFonts w:ascii="Wingdings" w:hAnsi="Wingdings" w:hint="default"/>
@@ -7702,9 +7274,9 @@
       <w:lvlJc w:val="left"/>
       <w:pPr>
         <w:tabs>
-          <w:tab w:val="num" w:pos="6480"/>
-        </w:tabs>
-        <w:ind w:left="6480" w:hanging="360"/>
+          <w:tab w:val="num" w:pos="6120"/>
+        </w:tabs>
+        <w:ind w:left="6120" w:hanging="360"/>
       </w:pPr>
       <w:rPr>
         <w:rFonts w:ascii="Wingdings" w:hAnsi="Wingdings" w:hint="default"/>
@@ -8127,7 +7699,6 @@
   <w:style w:type="paragraph" w:styleId="Heading2">
     <w:name w:val="heading 2"/>
     <w:next w:val="Normal"/>
-    <w:semiHidden/>
     <w:unhideWhenUsed/>
     <w:qFormat/>
     <w:pPr>
@@ -8230,7 +7801,6 @@
       <w:jc w:val="both"/>
     </w:pPr>
     <w:tblPr>
-      <w:tblInd w:w="0" w:type="dxa"/>
       <w:tblBorders>
         <w:top w:val="single" w:sz="4" w:space="0" w:color="auto"/>
         <w:left w:val="single" w:sz="4" w:space="0" w:color="auto"/>
@@ -8239,12 +7809,6 @@
         <w:insideH w:val="single" w:sz="4" w:space="0" w:color="auto"/>
         <w:insideV w:val="single" w:sz="4" w:space="0" w:color="auto"/>
       </w:tblBorders>
-      <w:tblCellMar>
-        <w:top w:w="0" w:type="dxa"/>
-        <w:left w:w="108" w:type="dxa"/>
-        <w:bottom w:w="0" w:type="dxa"/>
-        <w:right w:w="108" w:type="dxa"/>
-      </w:tblCellMar>
     </w:tblPr>
   </w:style>
   <w:style w:type="paragraph" w:styleId="ListParagraph">
@@ -8440,7 +8004,6 @@
   <w:style w:type="paragraph" w:styleId="Heading2">
     <w:name w:val="heading 2"/>
     <w:next w:val="Normal"/>
-    <w:semiHidden/>
     <w:unhideWhenUsed/>
     <w:qFormat/>
     <w:pPr>
@@ -8543,7 +8106,6 @@
       <w:jc w:val="both"/>
     </w:pPr>
     <w:tblPr>
-      <w:tblInd w:w="0" w:type="dxa"/>
       <w:tblBorders>
         <w:top w:val="single" w:sz="4" w:space="0" w:color="auto"/>
         <w:left w:val="single" w:sz="4" w:space="0" w:color="auto"/>
@@ -8552,12 +8114,6 @@
         <w:insideH w:val="single" w:sz="4" w:space="0" w:color="auto"/>
         <w:insideV w:val="single" w:sz="4" w:space="0" w:color="auto"/>
       </w:tblBorders>
-      <w:tblCellMar>
-        <w:top w:w="0" w:type="dxa"/>
-        <w:left w:w="108" w:type="dxa"/>
-        <w:bottom w:w="0" w:type="dxa"/>
-        <w:right w:w="108" w:type="dxa"/>
-      </w:tblCellMar>
     </w:tblPr>
   </w:style>
   <w:style w:type="paragraph" w:styleId="ListParagraph">
